--- a/SRS DOC.docx
+++ b/SRS DOC.docx
@@ -108,21 +108,7 @@
         <w:rPr>
           <w:color w:val="000000"/>
         </w:rPr>
-        <w:t xml:space="preserve">The system will be a web application featuring two primary roles: Student and Admin. It will provide secure authentication, detailed profile management, and high-performance search and filtering for over 50,000 records. Key features include the use of AWS Key Management Service (KMS) for encrypting sensitive PII (like Aadhaar numbers) and a hybrid deployment model using AWS Amplify for the frontend and </w:t>
-      </w:r>
-      <w:proofErr w:type="spellStart"/>
-      <w:r>
-        <w:rPr>
-          <w:color w:val="000000"/>
-        </w:rPr>
-        <w:t>Hostinger</w:t>
-      </w:r>
-      <w:proofErr w:type="spellEnd"/>
-      <w:r>
-        <w:rPr>
-          <w:color w:val="000000"/>
-        </w:rPr>
-        <w:t xml:space="preserve"> for the backend and database.</w:t>
+        <w:t>The system will be a web application featuring two primary roles: Student and Admin. It will provide secure authentication, detailed profile management, and high-performance search and filtering for over 50,000 records. Key features include the use of AWS Key Management Service (KMS) for encrypting sensitive PII (like Aadhaar numbers) and a hybrid deployment model using AWS Amplify for the frontend and Hostinger for the backend and database.</w:t>
       </w:r>
     </w:p>
     <w:p>
@@ -357,7 +343,6 @@
         </w:rPr>
         <w:t xml:space="preserve">The backend logic (PHP) and database (MySQL/PostgreSQL) must be hosted on </w:t>
       </w:r>
-      <w:proofErr w:type="spellStart"/>
       <w:r>
         <w:rPr>
           <w:b/>
@@ -367,7 +352,6 @@
         </w:rPr>
         <w:t>Hostinger</w:t>
       </w:r>
-      <w:proofErr w:type="spellEnd"/>
       <w:r>
         <w:rPr>
           <w:color w:val="000000"/>
@@ -485,7 +469,6 @@
         <w:ind w:left="360"/>
         <w:jc w:val="both"/>
       </w:pPr>
-      <w:proofErr w:type="gramStart"/>
       <w:r>
         <w:rPr>
           <w:rFonts w:hAnsi="Symbol"/>
@@ -493,11 +476,7 @@
         <w:t></w:t>
       </w:r>
       <w:r>
-        <w:t xml:space="preserve">  Students</w:t>
-      </w:r>
-      <w:proofErr w:type="gramEnd"/>
-      <w:r>
-        <w:t xml:space="preserve"> can submit registration details (including Aadhaar) for administrative approval.</w:t>
+        <w:t xml:space="preserve">  Students can submit registration details (including Aadhaar) for administrative approval.</w:t>
       </w:r>
     </w:p>
     <w:p>
@@ -507,7 +486,6 @@
         <w:ind w:left="360"/>
         <w:jc w:val="both"/>
       </w:pPr>
-      <w:proofErr w:type="gramStart"/>
       <w:r>
         <w:rPr>
           <w:rFonts w:hAnsi="Symbol"/>
@@ -515,11 +493,7 @@
         <w:t></w:t>
       </w:r>
       <w:r>
-        <w:t xml:space="preserve">  Secure</w:t>
-      </w:r>
-      <w:proofErr w:type="gramEnd"/>
-      <w:r>
-        <w:t xml:space="preserve"> login using email/password with mandatory role selection (Student/Admin).</w:t>
+        <w:t xml:space="preserve">  Secure login using email/password with mandatory role selection (Student/Admin).</w:t>
       </w:r>
     </w:p>
     <w:p>
@@ -529,7 +503,6 @@
         <w:ind w:left="360"/>
         <w:jc w:val="both"/>
       </w:pPr>
-      <w:proofErr w:type="gramStart"/>
       <w:r>
         <w:rPr>
           <w:rFonts w:hAnsi="Symbol"/>
@@ -537,11 +510,7 @@
         <w:t></w:t>
       </w:r>
       <w:r>
-        <w:t xml:space="preserve">  "</w:t>
-      </w:r>
-      <w:proofErr w:type="gramEnd"/>
-      <w:r>
-        <w:t>Remember Me" functionality for persistent sessions using secure tokens.</w:t>
+        <w:t xml:space="preserve">  "Remember Me" functionality for persistent sessions using secure tokens.</w:t>
       </w:r>
       <w:r>
         <w:rPr>
@@ -587,7 +556,6 @@
         <w:ind w:left="360"/>
         <w:jc w:val="both"/>
       </w:pPr>
-      <w:proofErr w:type="gramStart"/>
       <w:r>
         <w:rPr>
           <w:rFonts w:hAnsi="Symbol"/>
@@ -595,11 +563,7 @@
         <w:t></w:t>
       </w:r>
       <w:r>
-        <w:t xml:space="preserve">  Students</w:t>
-      </w:r>
-      <w:proofErr w:type="gramEnd"/>
-      <w:r>
-        <w:t xml:space="preserve"> can view all non-sensitive profile information in a read-only state.</w:t>
+        <w:t xml:space="preserve">  Students can view all non-sensitive profile information in a read-only state.</w:t>
       </w:r>
     </w:p>
     <w:p>
@@ -609,7 +573,6 @@
         <w:ind w:left="360"/>
         <w:jc w:val="both"/>
       </w:pPr>
-      <w:proofErr w:type="gramStart"/>
       <w:r>
         <w:rPr>
           <w:rFonts w:hAnsi="Symbol"/>
@@ -617,11 +580,7 @@
         <w:t></w:t>
       </w:r>
       <w:r>
-        <w:t xml:space="preserve">  Students</w:t>
-      </w:r>
-      <w:proofErr w:type="gramEnd"/>
-      <w:r>
-        <w:t xml:space="preserve"> can enable an "edit mode" to update non-restricted fields like Address and Guardian Info.</w:t>
+        <w:t xml:space="preserve">  Students can enable an "edit mode" to update non-restricted fields like Address and Guardian Info.</w:t>
       </w:r>
     </w:p>
     <w:p>
@@ -631,7 +590,6 @@
         <w:ind w:left="360"/>
         <w:jc w:val="both"/>
       </w:pPr>
-      <w:proofErr w:type="gramStart"/>
       <w:r>
         <w:rPr>
           <w:rFonts w:hAnsi="Symbol"/>
@@ -640,11 +598,7 @@
         <w:t></w:t>
       </w:r>
       <w:r>
-        <w:t xml:space="preserve">  The</w:t>
-      </w:r>
-      <w:proofErr w:type="gramEnd"/>
-      <w:r>
-        <w:t xml:space="preserve"> profile must support over 50 fields categorized into General, Academic, Address, Guardian, and Scholarship sections.</w:t>
+        <w:t xml:space="preserve">  The profile must support over 50 fields categorized into General, Academic, Address, Guardian, and Scholarship sections.</w:t>
       </w:r>
     </w:p>
     <w:p>
@@ -692,7 +646,6 @@
         <w:ind w:left="360"/>
         <w:jc w:val="both"/>
       </w:pPr>
-      <w:proofErr w:type="gramStart"/>
       <w:r>
         <w:rPr>
           <w:rFonts w:hAnsi="Symbol"/>
@@ -700,11 +653,7 @@
         <w:t></w:t>
       </w:r>
       <w:r>
-        <w:t xml:space="preserve">  Admins</w:t>
-      </w:r>
-      <w:proofErr w:type="gramEnd"/>
-      <w:r>
-        <w:t xml:space="preserve"> can perform a global search by </w:t>
+        <w:t xml:space="preserve">  Admins can perform a global search by </w:t>
       </w:r>
       <w:r>
         <w:rPr>
@@ -734,7 +683,6 @@
         <w:ind w:left="360"/>
         <w:jc w:val="both"/>
       </w:pPr>
-      <w:proofErr w:type="gramStart"/>
       <w:r>
         <w:rPr>
           <w:rFonts w:hAnsi="Symbol"/>
@@ -742,11 +690,7 @@
         <w:t></w:t>
       </w:r>
       <w:r>
-        <w:t xml:space="preserve">  Admins</w:t>
-      </w:r>
-      <w:proofErr w:type="gramEnd"/>
-      <w:r>
-        <w:t xml:space="preserve"> can filter records by </w:t>
+        <w:t xml:space="preserve">  Admins can filter records by </w:t>
       </w:r>
       <w:r>
         <w:rPr>
@@ -786,7 +730,6 @@
         <w:ind w:left="360"/>
         <w:jc w:val="both"/>
       </w:pPr>
-      <w:proofErr w:type="gramStart"/>
       <w:r>
         <w:rPr>
           <w:rFonts w:hAnsi="Symbol"/>
@@ -794,11 +737,7 @@
         <w:t></w:t>
       </w:r>
       <w:r>
-        <w:t xml:space="preserve">  Clicking</w:t>
-      </w:r>
-      <w:proofErr w:type="gramEnd"/>
-      <w:r>
-        <w:t xml:space="preserve"> a record opens a right-side summary panel before navigating to the full profile.</w:t>
+        <w:t xml:space="preserve">  Clicking a record opens a right-side summary panel before navigating to the full profile.</w:t>
       </w:r>
     </w:p>
     <w:p>
@@ -808,7 +747,6 @@
         <w:ind w:left="360"/>
         <w:jc w:val="both"/>
       </w:pPr>
-      <w:proofErr w:type="gramStart"/>
       <w:r>
         <w:rPr>
           <w:rFonts w:hAnsi="Symbol"/>
@@ -816,11 +754,7 @@
         <w:t></w:t>
       </w:r>
       <w:r>
-        <w:t xml:space="preserve">  Admins</w:t>
-      </w:r>
-      <w:proofErr w:type="gramEnd"/>
-      <w:r>
-        <w:t xml:space="preserve"> have full CRUD (Update and Delete) capabilities for any student record.</w:t>
+        <w:t xml:space="preserve">  Admins have full CRUD (Update and Delete) capabilities for any student record.</w:t>
       </w:r>
     </w:p>
     <w:p>
@@ -886,7 +820,6 @@
         <w:ind w:left="360"/>
         <w:jc w:val="both"/>
       </w:pPr>
-      <w:proofErr w:type="gramStart"/>
       <w:r>
         <w:rPr>
           <w:rFonts w:hAnsi="Symbol"/>
@@ -894,11 +827,7 @@
         <w:t></w:t>
       </w:r>
       <w:r>
-        <w:t xml:space="preserve">  The</w:t>
-      </w:r>
-      <w:proofErr w:type="gramEnd"/>
-      <w:r>
-        <w:t xml:space="preserve"> system must efficiently handle and filter </w:t>
+        <w:t xml:space="preserve">  The system must efficiently handle and filter </w:t>
       </w:r>
       <w:r>
         <w:rPr>
@@ -918,7 +847,6 @@
         <w:ind w:left="360"/>
         <w:jc w:val="both"/>
       </w:pPr>
-      <w:proofErr w:type="gramStart"/>
       <w:r>
         <w:rPr>
           <w:rFonts w:hAnsi="Symbol"/>
@@ -926,31 +854,23 @@
         <w:t></w:t>
       </w:r>
       <w:r>
-        <w:t xml:space="preserve">  Database</w:t>
-      </w:r>
-      <w:proofErr w:type="gramEnd"/>
-      <w:r>
-        <w:t xml:space="preserve"> indexing must be implemented on all search and filter fields (</w:t>
-      </w:r>
-      <w:proofErr w:type="spellStart"/>
+        <w:t xml:space="preserve">  Database indexing must be implemented on all search and filter fields (</w:t>
+      </w:r>
       <w:r>
         <w:rPr>
           <w:rStyle w:val="HTMLCode"/>
         </w:rPr>
         <w:t>student_id</w:t>
       </w:r>
-      <w:proofErr w:type="spellEnd"/>
       <w:r>
         <w:t xml:space="preserve">, </w:t>
       </w:r>
-      <w:proofErr w:type="spellStart"/>
       <w:r>
         <w:rPr>
           <w:rStyle w:val="HTMLCode"/>
         </w:rPr>
         <w:t>full_name</w:t>
       </w:r>
-      <w:proofErr w:type="spellEnd"/>
       <w:r>
         <w:t xml:space="preserve">, </w:t>
       </w:r>
@@ -963,14 +883,12 @@
       <w:r>
         <w:t xml:space="preserve">, </w:t>
       </w:r>
-      <w:proofErr w:type="spellStart"/>
       <w:r>
         <w:rPr>
           <w:rStyle w:val="HTMLCode"/>
         </w:rPr>
         <w:t>current_sem</w:t>
       </w:r>
-      <w:proofErr w:type="spellEnd"/>
       <w:r>
         <w:t>).</w:t>
       </w:r>
@@ -982,7 +900,6 @@
         <w:ind w:left="360"/>
         <w:jc w:val="both"/>
       </w:pPr>
-      <w:proofErr w:type="gramStart"/>
       <w:r>
         <w:rPr>
           <w:rFonts w:hAnsi="Symbol"/>
@@ -990,11 +907,7 @@
         <w:t></w:t>
       </w:r>
       <w:r>
-        <w:t xml:space="preserve">  Complex</w:t>
-      </w:r>
-      <w:proofErr w:type="gramEnd"/>
-      <w:r>
-        <w:t xml:space="preserve"> profile data will be stored as JSON blobs to keep the main table narrow and fast for indexing.</w:t>
+        <w:t xml:space="preserve">  Complex profile data will be stored as JSON blobs to keep the main table narrow and fast for indexing.</w:t>
       </w:r>
     </w:p>
     <w:p>
@@ -1034,7 +947,6 @@
         <w:ind w:left="360"/>
         <w:jc w:val="both"/>
       </w:pPr>
-      <w:proofErr w:type="gramStart"/>
       <w:r>
         <w:rPr>
           <w:rFonts w:hAnsi="Symbol"/>
@@ -1042,19 +954,7 @@
         <w:t></w:t>
       </w:r>
       <w:r>
-        <w:t xml:space="preserve">  The</w:t>
-      </w:r>
-      <w:proofErr w:type="gramEnd"/>
-      <w:r>
-        <w:t xml:space="preserve"> system should maintain high availability, leveraging the reliability of AWS and </w:t>
-      </w:r>
-      <w:proofErr w:type="spellStart"/>
-      <w:r>
-        <w:t>Hostinger</w:t>
-      </w:r>
-      <w:proofErr w:type="spellEnd"/>
-      <w:r>
-        <w:t xml:space="preserve"> platforms.</w:t>
+        <w:t xml:space="preserve">  The system should maintain high availability, leveraging the reliability of AWS and Hostinger platforms.</w:t>
       </w:r>
     </w:p>
     <w:p>
@@ -1064,7 +964,6 @@
         <w:ind w:left="360"/>
         <w:jc w:val="both"/>
       </w:pPr>
-      <w:proofErr w:type="gramStart"/>
       <w:r>
         <w:rPr>
           <w:rFonts w:hAnsi="Symbol"/>
@@ -1073,19 +972,7 @@
         <w:t></w:t>
       </w:r>
       <w:r>
-        <w:t xml:space="preserve">  Regular</w:t>
-      </w:r>
-      <w:proofErr w:type="gramEnd"/>
-      <w:r>
-        <w:t xml:space="preserve"> database backups must be configured on </w:t>
-      </w:r>
-      <w:proofErr w:type="spellStart"/>
-      <w:r>
-        <w:t>Hostinger</w:t>
-      </w:r>
-      <w:proofErr w:type="spellEnd"/>
-      <w:r>
-        <w:t xml:space="preserve"> to prevent data loss</w:t>
+        <w:t xml:space="preserve">  Regular database backups must be configured on Hostinger to prevent data loss</w:t>
       </w:r>
     </w:p>
     <w:p>
@@ -1132,15 +1019,7 @@
         <w:jc w:val="both"/>
       </w:pPr>
       <w:r>
-        <w:t xml:space="preserve">The architecture allows for vertical scaling on </w:t>
-      </w:r>
-      <w:proofErr w:type="spellStart"/>
-      <w:r>
-        <w:t>Hostinger</w:t>
-      </w:r>
-      <w:proofErr w:type="spellEnd"/>
-      <w:r>
-        <w:t xml:space="preserve"> (upgrading the plan) and leverages the scalable nature of AWS Amplify for handling frontend traffic.</w:t>
+        <w:t>The architecture allows for vertical scaling on Hostinger (upgrading the plan) and leverages the scalable nature of AWS Amplify for handling frontend traffic.</w:t>
       </w:r>
       <w:r>
         <w:br/>
@@ -1183,7 +1062,6 @@
         <w:ind w:left="360"/>
         <w:jc w:val="both"/>
       </w:pPr>
-      <w:proofErr w:type="gramStart"/>
       <w:r>
         <w:rPr>
           <w:rFonts w:hAnsi="Symbol"/>
@@ -1191,11 +1069,7 @@
         <w:t></w:t>
       </w:r>
       <w:r>
-        <w:t xml:space="preserve">  The</w:t>
-      </w:r>
-      <w:proofErr w:type="gramEnd"/>
-      <w:r>
-        <w:t xml:space="preserve"> UI must be responsive and provide a seamless experience on desktop and mobile devices.</w:t>
+        <w:t xml:space="preserve">  The UI must be responsive and provide a seamless experience on desktop and mobile devices.</w:t>
       </w:r>
     </w:p>
     <w:p>
@@ -1205,7 +1079,6 @@
         <w:ind w:left="360"/>
         <w:jc w:val="both"/>
       </w:pPr>
-      <w:proofErr w:type="gramStart"/>
       <w:r>
         <w:rPr>
           <w:rFonts w:hAnsi="Symbol"/>
@@ -1213,19 +1086,7 @@
         <w:t></w:t>
       </w:r>
       <w:r>
-        <w:t xml:space="preserve">  The</w:t>
-      </w:r>
-      <w:proofErr w:type="gramEnd"/>
-      <w:r>
-        <w:t xml:space="preserve"> </w:t>
-      </w:r>
-      <w:proofErr w:type="gramStart"/>
-      <w:r>
-        <w:t>Admin</w:t>
-      </w:r>
-      <w:proofErr w:type="gramEnd"/>
-      <w:r>
-        <w:t xml:space="preserve"> dashboard must feature an intuitive two-step lookup (Table → Summary Panel) for efficient workflow.</w:t>
+        <w:t xml:space="preserve">  The Admin dashboard must feature an intuitive two-step lookup (Table → Summary Panel) for efficient workflow.</w:t>
       </w:r>
     </w:p>
     <w:p>
@@ -1286,43 +1147,7 @@
           <w:bCs/>
           <w:lang w:val="en-IN"/>
         </w:rPr>
-        <w:t xml:space="preserve">PHP's </w:t>
-      </w:r>
-      <w:proofErr w:type="spellStart"/>
-      <w:r>
-        <w:rPr>
-          <w:b/>
-          <w:bCs/>
-          <w:lang w:val="en-IN"/>
-        </w:rPr>
-        <w:t>password_</w:t>
-      </w:r>
-      <w:proofErr w:type="gramStart"/>
-      <w:r>
-        <w:rPr>
-          <w:b/>
-          <w:bCs/>
-          <w:lang w:val="en-IN"/>
-        </w:rPr>
-        <w:t>hash</w:t>
-      </w:r>
-      <w:proofErr w:type="spellEnd"/>
-      <w:r>
-        <w:rPr>
-          <w:b/>
-          <w:bCs/>
-          <w:lang w:val="en-IN"/>
-        </w:rPr>
-        <w:t>(</w:t>
-      </w:r>
-      <w:proofErr w:type="gramEnd"/>
-      <w:r>
-        <w:rPr>
-          <w:b/>
-          <w:bCs/>
-          <w:lang w:val="en-IN"/>
-        </w:rPr>
-        <w:t>)</w:t>
+        <w:t>PHP's password_hash()</w:t>
       </w:r>
       <w:r>
         <w:rPr>
@@ -1495,7 +1320,6 @@
         <w:ind w:left="360"/>
         <w:jc w:val="both"/>
       </w:pPr>
-      <w:proofErr w:type="gramStart"/>
       <w:r>
         <w:rPr>
           <w:rFonts w:hAnsi="Symbol"/>
@@ -1503,11 +1327,7 @@
         <w:t></w:t>
       </w:r>
       <w:r>
-        <w:t xml:space="preserve">  A</w:t>
-      </w:r>
-      <w:proofErr w:type="gramEnd"/>
-      <w:r>
-        <w:t xml:space="preserve"> modular codebase (ReactJS frontend, PHP backend) allows for separate development and maintenance.</w:t>
+        <w:t xml:space="preserve">  A modular codebase (ReactJS frontend, PHP backend) allows for separate development and maintenance.</w:t>
       </w:r>
     </w:p>
     <w:p>
@@ -1517,7 +1337,6 @@
         <w:ind w:left="360"/>
         <w:jc w:val="both"/>
       </w:pPr>
-      <w:proofErr w:type="gramStart"/>
       <w:r>
         <w:rPr>
           <w:rFonts w:hAnsi="Symbol"/>
@@ -1526,11 +1345,7 @@
         <w:t></w:t>
       </w:r>
       <w:r>
-        <w:t xml:space="preserve">  The</w:t>
-      </w:r>
-      <w:proofErr w:type="gramEnd"/>
-      <w:r>
-        <w:t xml:space="preserve"> backend will follow clear design patterns to ensure code is readable and easy to update.</w:t>
+        <w:t xml:space="preserve">  The backend will follow clear design patterns to ensure code is readable and easy to update.</w:t>
       </w:r>
     </w:p>
     <w:p>
@@ -1735,27 +1550,7 @@
           <w:sz w:val="26"/>
           <w:szCs w:val="26"/>
         </w:rPr>
-        <w:t>Backend (</w:t>
-      </w:r>
-      <w:proofErr w:type="spellStart"/>
-      <w:r>
-        <w:rPr>
-          <w:b/>
-          <w:color w:val="000000"/>
-          <w:sz w:val="26"/>
-          <w:szCs w:val="26"/>
-        </w:rPr>
-        <w:t>FastAPI</w:t>
-      </w:r>
-      <w:proofErr w:type="spellEnd"/>
-      <w:r>
-        <w:rPr>
-          <w:b/>
-          <w:color w:val="000000"/>
-          <w:sz w:val="26"/>
-          <w:szCs w:val="26"/>
-        </w:rPr>
-        <w:t xml:space="preserve"> + PHP + Firebase)</w:t>
+        <w:t>Backend (FastAPI + PHP + Firebase)</w:t>
       </w:r>
     </w:p>
     <w:p>
@@ -1863,7 +1658,7 @@
       </w:pPr>
       <w:r>
         <w:pict w14:anchorId="3298F7E7">
-          <v:rect id="_x0000_i1032" style="width:0;height:1.5pt" o:hralign="center" o:hrstd="t" o:hr="t" fillcolor="#a0a0a0" stroked="f"/>
+          <v:rect id="_x0000_i1026" style="width:0;height:1.5pt" o:hralign="center" o:hrstd="t" o:hr="t" fillcolor="#a0a0a0" stroked="f"/>
         </w:pict>
       </w:r>
     </w:p>
@@ -1893,27 +1688,7 @@
           <w:sz w:val="26"/>
           <w:szCs w:val="26"/>
         </w:rPr>
-        <w:t xml:space="preserve">Data Layer (MySQL/PostgreSQL on </w:t>
-      </w:r>
-      <w:proofErr w:type="spellStart"/>
-      <w:r>
-        <w:rPr>
-          <w:b/>
-          <w:color w:val="000000"/>
-          <w:sz w:val="26"/>
-          <w:szCs w:val="26"/>
-        </w:rPr>
-        <w:t>Hostinger</w:t>
-      </w:r>
-      <w:proofErr w:type="spellEnd"/>
-      <w:r>
-        <w:rPr>
-          <w:b/>
-          <w:color w:val="000000"/>
-          <w:sz w:val="26"/>
-          <w:szCs w:val="26"/>
-        </w:rPr>
-        <w:t xml:space="preserve"> + AWS KMS)</w:t>
+        <w:t>Data Layer (MySQL/PostgreSQL on Hostinger + AWS KMS)</w:t>
       </w:r>
     </w:p>
     <w:p>
@@ -1923,7 +1698,6 @@
         <w:ind w:left="360"/>
         <w:jc w:val="both"/>
       </w:pPr>
-      <w:proofErr w:type="gramStart"/>
       <w:r>
         <w:rPr>
           <w:rFonts w:hAnsi="Symbol"/>
@@ -1931,11 +1705,7 @@
         <w:t></w:t>
       </w:r>
       <w:r>
-        <w:t xml:space="preserve">  Stores</w:t>
-      </w:r>
-      <w:proofErr w:type="gramEnd"/>
-      <w:r>
-        <w:t xml:space="preserve"> user profiles, credentials, and application data.</w:t>
+        <w:t xml:space="preserve">  Stores user profiles, credentials, and application data.</w:t>
       </w:r>
     </w:p>
     <w:p>
@@ -1945,7 +1715,6 @@
         <w:ind w:left="360"/>
         <w:jc w:val="both"/>
       </w:pPr>
-      <w:proofErr w:type="gramStart"/>
       <w:r>
         <w:rPr>
           <w:rFonts w:hAnsi="Symbol"/>
@@ -1953,11 +1722,7 @@
         <w:t></w:t>
       </w:r>
       <w:r>
-        <w:t xml:space="preserve">  Stores</w:t>
-      </w:r>
-      <w:proofErr w:type="gramEnd"/>
-      <w:r>
-        <w:t xml:space="preserve"> encrypted PII ciphertext and the encrypted Data Encryption Key (DEK).</w:t>
+        <w:t xml:space="preserve">  Stores encrypted PII ciphertext and the encrypted Data Encryption Key (DEK).</w:t>
       </w:r>
     </w:p>
     <w:p>
@@ -1967,7 +1732,6 @@
         <w:ind w:left="360"/>
         <w:jc w:val="both"/>
       </w:pPr>
-      <w:proofErr w:type="gramStart"/>
       <w:r>
         <w:rPr>
           <w:rFonts w:hAnsi="Symbol"/>
@@ -1975,11 +1739,7 @@
         <w:t></w:t>
       </w:r>
       <w:r>
-        <w:t xml:space="preserve">  AWS</w:t>
-      </w:r>
-      <w:proofErr w:type="gramEnd"/>
-      <w:r>
-        <w:t xml:space="preserve"> KMS stores and manages the master keys used to encrypt the DEKs.</w:t>
+        <w:t xml:space="preserve">  AWS KMS stores and manages the master keys used to encrypt the DEKs.</w:t>
       </w:r>
       <w:r>
         <w:br/>
@@ -2120,6 +1880,7 @@
       </w:pPr>
       <w:r>
         <w:rPr>
+          <w:noProof/>
           <w:lang w:val="en-IN"/>
         </w:rPr>
         <w:drawing>
@@ -2174,87 +1935,12 @@
     </w:p>
     <w:p>
       <w:pPr>
-        <w:tabs>
-          <w:tab w:val="left" w:pos="0"/>
-        </w:tabs>
-        <w:spacing w:before="180" w:after="180" w:line="360" w:lineRule="auto"/>
-        <w:jc w:val="both"/>
-      </w:pPr>
-    </w:p>
-    <w:p>
-      <w:pPr>
         <w:pStyle w:val="Heading3"/>
         <w:spacing w:line="360" w:lineRule="auto"/>
         <w:jc w:val="both"/>
       </w:pPr>
       <w:r>
-        <w:rPr>
-          <w:noProof/>
-        </w:rPr>
         <w:lastRenderedPageBreak/>
-        <w:drawing>
-          <wp:inline distT="114300" distB="114300" distL="114300" distR="114300" wp14:anchorId="6F59304B" wp14:editId="4B9EAB93">
-            <wp:extent cx="4396113" cy="7529513"/>
-            <wp:effectExtent l="0" t="0" r="0" b="0"/>
-            <wp:docPr id="2" name="image1.jpg"/>
-            <wp:cNvGraphicFramePr/>
-            <a:graphic xmlns:a="http://schemas.openxmlformats.org/drawingml/2006/main">
-              <a:graphicData uri="http://schemas.openxmlformats.org/drawingml/2006/picture">
-                <pic:pic xmlns:pic="http://schemas.openxmlformats.org/drawingml/2006/picture">
-                  <pic:nvPicPr>
-                    <pic:cNvPr id="0" name="image1.jpg"/>
-                    <pic:cNvPicPr preferRelativeResize="0"/>
-                  </pic:nvPicPr>
-                  <pic:blipFill>
-                    <a:blip r:embed="rId7"/>
-                    <a:srcRect/>
-                    <a:stretch>
-                      <a:fillRect/>
-                    </a:stretch>
-                  </pic:blipFill>
-                  <pic:spPr>
-                    <a:xfrm>
-                      <a:off x="0" y="0"/>
-                      <a:ext cx="4396113" cy="7529513"/>
-                    </a:xfrm>
-                    <a:prstGeom prst="rect">
-                      <a:avLst/>
-                    </a:prstGeom>
-                    <a:ln/>
-                  </pic:spPr>
-                </pic:pic>
-              </a:graphicData>
-            </a:graphic>
-          </wp:inline>
-        </w:drawing>
-      </w:r>
-    </w:p>
-    <w:p>
-      <w:pPr>
-        <w:spacing w:line="360" w:lineRule="auto"/>
-        <w:jc w:val="both"/>
-      </w:pPr>
-    </w:p>
-    <w:p>
-      <w:pPr>
-        <w:spacing w:line="360" w:lineRule="auto"/>
-        <w:jc w:val="both"/>
-      </w:pPr>
-    </w:p>
-    <w:p>
-      <w:pPr>
-        <w:pStyle w:val="Heading3"/>
-        <w:spacing w:line="360" w:lineRule="auto"/>
-        <w:jc w:val="both"/>
-      </w:pPr>
-    </w:p>
-    <w:p>
-      <w:pPr>
-        <w:pStyle w:val="Heading3"/>
-        <w:spacing w:line="360" w:lineRule="auto"/>
-        <w:jc w:val="both"/>
-      </w:pPr>
-      <w:r>
         <w:t>5.2 Deployment View</w:t>
       </w:r>
     </w:p>
@@ -2284,39 +1970,7 @@
           <w:color w:val="000000"/>
           <w:lang w:val="en-IN"/>
         </w:rPr>
-        <w:t xml:space="preserve">User Browser → AWS Amplify (React App) → API Calls → </w:t>
-      </w:r>
-      <w:proofErr w:type="spellStart"/>
-      <w:r>
-        <w:rPr>
-          <w:color w:val="000000"/>
-          <w:lang w:val="en-IN"/>
-        </w:rPr>
-        <w:t>Hostinger</w:t>
-      </w:r>
-      <w:proofErr w:type="spellEnd"/>
-      <w:r>
-        <w:rPr>
-          <w:color w:val="000000"/>
-          <w:lang w:val="en-IN"/>
-        </w:rPr>
-        <w:t xml:space="preserve"> (PHP Backend) → </w:t>
-      </w:r>
-      <w:proofErr w:type="spellStart"/>
-      <w:r>
-        <w:rPr>
-          <w:color w:val="000000"/>
-          <w:lang w:val="en-IN"/>
-        </w:rPr>
-        <w:t>Hostinger</w:t>
-      </w:r>
-      <w:proofErr w:type="spellEnd"/>
-      <w:r>
-        <w:rPr>
-          <w:color w:val="000000"/>
-          <w:lang w:val="en-IN"/>
-        </w:rPr>
-        <w:t xml:space="preserve"> (Database)</w:t>
+        <w:t>User Browser → AWS Amplify (React App) → API Calls → Hostinger (PHP Backend) → Hostinger (Database)</w:t>
       </w:r>
     </w:p>
     <w:p>
@@ -2412,23 +2066,7 @@
           <w:color w:val="000000"/>
           <w:lang w:val="en-IN"/>
         </w:rPr>
-        <w:t xml:space="preserve">Effectiveness: The use of AWS Free Tier for critical services like KMS and Amplify, combined with affordable </w:t>
-      </w:r>
-      <w:proofErr w:type="spellStart"/>
-      <w:r>
-        <w:rPr>
-          <w:color w:val="000000"/>
-          <w:lang w:val="en-IN"/>
-        </w:rPr>
-        <w:t>Hostinger</w:t>
-      </w:r>
-      <w:proofErr w:type="spellEnd"/>
-      <w:r>
-        <w:rPr>
-          <w:color w:val="000000"/>
-          <w:lang w:val="en-IN"/>
-        </w:rPr>
-        <w:t xml:space="preserve"> plans, makes the project financially feasible.</w:t>
+        <w:t>Effectiveness: The use of AWS Free Tier for critical services like KMS and Amplify, combined with affordable Hostinger plans, makes the project financially feasible.</w:t>
       </w:r>
     </w:p>
     <w:p>
@@ -2519,23 +2157,7 @@
           <w:color w:val="000000"/>
           <w:lang w:val="en-IN"/>
         </w:rPr>
-        <w:t xml:space="preserve">This SRS outlines a secure, performant, and maintainable Student Portal designed to meet the specific needs of students and administrators. The proposed hybrid architecture effectively leverages the strengths of both AWS and </w:t>
-      </w:r>
-      <w:proofErr w:type="spellStart"/>
-      <w:r>
-        <w:rPr>
-          <w:color w:val="000000"/>
-          <w:lang w:val="en-IN"/>
-        </w:rPr>
-        <w:t>Hostinger</w:t>
-      </w:r>
-      <w:proofErr w:type="spellEnd"/>
-      <w:r>
-        <w:rPr>
-          <w:color w:val="000000"/>
-          <w:lang w:val="en-IN"/>
-        </w:rPr>
-        <w:t xml:space="preserve"> to deliver a robust solution that is both cost-effective and technically sound. The requirements are aligned to deliver a system capable of managing a large volume of data while prioritizing the security of sensitive information.</w:t>
+        <w:t>This SRS outlines a secure, performant, and maintainable Student Portal designed to meet the specific needs of students and administrators. The proposed hybrid architecture effectively leverages the strengths of both AWS and Hostinger to deliver a robust solution that is both cost-effective and technically sound. The requirements are aligned to deliver a system capable of managing a large volume of data while prioritizing the security of sensitive information.</w:t>
       </w:r>
     </w:p>
     <w:p>
@@ -8036,6 +7658,7 @@
   <w:style w:type="character" w:default="1" w:styleId="DefaultParagraphFont">
     <w:name w:val="Default Paragraph Font"/>
     <w:uiPriority w:val="1"/>
+    <w:semiHidden/>
     <w:unhideWhenUsed/>
   </w:style>
   <w:style w:type="table" w:default="1" w:styleId="TableNormal">
